--- a/src/main/resources/Заполнители/Практика/common/ИЗ_на_практику.docx
+++ b/src/main/resources/Заполнители/Практика/common/ИЗ_на_практику.docx
@@ -734,16 +734,7 @@
           <w:u w:val="single"/>
           <w:lang w:eastAsia="ru-RU"/>
         </w:rPr>
-        <w:t>для прохождения</w:t>
-      </w:r>
-      <w:r>
-        <w:rPr>
-          <w:rFonts w:eastAsia="Calibri" w:cs="Times New Roman" w:ascii="Times New Roman" w:hAnsi="Times New Roman"/>
-          <w:b/>
-          <w:u w:val="single"/>
-          <w:lang w:eastAsia="ru-RU"/>
-        </w:rPr>
-        <w:t xml:space="preserve"> </w:t>
+        <w:t xml:space="preserve">для прохождения </w:t>
       </w:r>
       <w:r>
         <w:rPr>
@@ -1603,9 +1594,9 @@
         <w:tblLook w:val="04a0" w:noHBand="0" w:noVBand="1" w:firstColumn="1" w:lastRow="0" w:lastColumn="0" w:firstRow="1"/>
       </w:tblPr>
       <w:tblGrid>
-        <w:gridCol w:w="706"/>
+        <w:gridCol w:w="702"/>
         <w:gridCol w:w="1656"/>
-        <w:gridCol w:w="1999"/>
+        <w:gridCol w:w="2003"/>
         <w:gridCol w:w="3970"/>
         <w:gridCol w:w="1809"/>
       </w:tblGrid>
@@ -1613,7 +1604,7 @@
         <w:trPr/>
         <w:tc>
           <w:tcPr>
-            <w:tcW w:w="706" w:type="dxa"/>
+            <w:tcW w:w="702" w:type="dxa"/>
             <w:tcBorders/>
           </w:tcPr>
           <w:p>
@@ -1681,7 +1672,7 @@
         </w:tc>
         <w:tc>
           <w:tcPr>
-            <w:tcW w:w="1999" w:type="dxa"/>
+            <w:tcW w:w="2003" w:type="dxa"/>
             <w:tcBorders/>
           </w:tcPr>
           <w:p>
@@ -1771,7 +1762,7 @@
         <w:trPr/>
         <w:tc>
           <w:tcPr>
-            <w:tcW w:w="706" w:type="dxa"/>
+            <w:tcW w:w="702" w:type="dxa"/>
             <w:tcBorders/>
           </w:tcPr>
           <w:p>
@@ -1829,7 +1820,7 @@
         </w:tc>
         <w:tc>
           <w:tcPr>
-            <w:tcW w:w="1999" w:type="dxa"/>
+            <w:tcW w:w="2003" w:type="dxa"/>
             <w:tcBorders/>
           </w:tcPr>
           <w:p>
@@ -1840,20 +1831,25 @@
               <w:spacing w:lineRule="auto" w:line="240" w:before="0" w:after="0"/>
               <w:jc w:val="left"/>
               <w:rPr>
-                <w:rFonts w:ascii="Times New Roman" w:hAnsi="Times New Roman"/>
-                <w:sz w:val="22"/>
+                <w:sz w:val="18"/>
+                <w:szCs w:val="18"/>
               </w:rPr>
             </w:pPr>
             <w:r>
               <w:rPr>
                 <w:rFonts w:eastAsia="Calibri" w:cs="Times New Roman" w:ascii="Times New Roman" w:hAnsi="Times New Roman"/>
+                <w:b w:val="false"/>
+                <w:bCs w:val="false"/>
+                <w:iCs/>
                 <w:kern w:val="0"/>
                 <w:sz w:val="18"/>
                 <w:szCs w:val="18"/>
                 <w:highlight w:val="yellow"/>
+                <w:u w:val="none"/>
+                <w:shd w:fill="FFFF00" w:val="clear"/>
                 <w:lang w:val="ru-RU" w:eastAsia="ru-RU" w:bidi="ar-SA"/>
               </w:rPr>
-              <w:t>Продолжительность не более 2 дней с начала практики</w:t>
+              <w:t>$(датаПервогоЭтапаПрактики)</w:t>
             </w:r>
           </w:p>
         </w:tc>
@@ -1931,7 +1927,7 @@
         <w:trPr/>
         <w:tc>
           <w:tcPr>
-            <w:tcW w:w="706" w:type="dxa"/>
+            <w:tcW w:w="702" w:type="dxa"/>
             <w:tcBorders/>
           </w:tcPr>
           <w:p>
@@ -1991,7 +1987,7 @@
         </w:tc>
         <w:tc>
           <w:tcPr>
-            <w:tcW w:w="1999" w:type="dxa"/>
+            <w:tcW w:w="2003" w:type="dxa"/>
             <w:tcBorders/>
           </w:tcPr>
           <w:p>
@@ -2322,7 +2318,7 @@
         <w:trPr/>
         <w:tc>
           <w:tcPr>
-            <w:tcW w:w="706" w:type="dxa"/>
+            <w:tcW w:w="702" w:type="dxa"/>
             <w:tcBorders/>
           </w:tcPr>
           <w:p>
@@ -2382,7 +2378,7 @@
         </w:tc>
         <w:tc>
           <w:tcPr>
-            <w:tcW w:w="1999" w:type="dxa"/>
+            <w:tcW w:w="2003" w:type="dxa"/>
             <w:tcBorders/>
           </w:tcPr>
           <w:p>
@@ -2475,7 +2471,7 @@
         <w:trPr/>
         <w:tc>
           <w:tcPr>
-            <w:tcW w:w="706" w:type="dxa"/>
+            <w:tcW w:w="702" w:type="dxa"/>
             <w:tcBorders/>
           </w:tcPr>
           <w:p>
@@ -2535,7 +2531,7 @@
         </w:tc>
         <w:tc>
           <w:tcPr>
-            <w:tcW w:w="1999" w:type="dxa"/>
+            <w:tcW w:w="2003" w:type="dxa"/>
             <w:tcBorders/>
           </w:tcPr>
           <w:p>
@@ -2559,7 +2555,7 @@
                 <w:highlight w:val="yellow"/>
                 <w:lang w:val="ru-RU" w:eastAsia="ru-RU" w:bidi="ar-SA"/>
               </w:rPr>
-              <w:t>…</w:t>
+              <w:t>Такой, чтобы последний этап длился не более 10 дней</w:t>
             </w:r>
           </w:p>
         </w:tc>
@@ -2628,7 +2624,7 @@
         <w:trPr/>
         <w:tc>
           <w:tcPr>
-            <w:tcW w:w="706" w:type="dxa"/>
+            <w:tcW w:w="702" w:type="dxa"/>
             <w:tcBorders/>
           </w:tcPr>
           <w:p>
@@ -2687,7 +2683,7 @@
         </w:tc>
         <w:tc>
           <w:tcPr>
-            <w:tcW w:w="1999" w:type="dxa"/>
+            <w:tcW w:w="2003" w:type="dxa"/>
             <w:tcBorders/>
           </w:tcPr>
           <w:p>
@@ -2698,21 +2694,26 @@
               <w:spacing w:lineRule="auto" w:line="240" w:before="0" w:after="0"/>
               <w:jc w:val="left"/>
               <w:rPr>
-                <w:rFonts w:ascii="Times New Roman" w:hAnsi="Times New Roman"/>
-                <w:sz w:val="22"/>
+                <w:sz w:val="18"/>
+                <w:szCs w:val="18"/>
+                <w:highlight w:val="none"/>
+                <w:shd w:fill="FFFF00" w:val="clear"/>
               </w:rPr>
             </w:pPr>
             <w:r>
               <w:rPr>
                 <w:rFonts w:eastAsia="Calibri" w:cs="Times New Roman" w:ascii="Times New Roman" w:hAnsi="Times New Roman"/>
+                <w:b w:val="false"/>
+                <w:bCs w:val="false"/>
                 <w:iCs/>
                 <w:kern w:val="0"/>
                 <w:sz w:val="18"/>
                 <w:szCs w:val="18"/>
-                <w:highlight w:val="yellow"/>
+                <w:u w:val="none"/>
+                <w:shd w:fill="FFFF00" w:val="clear"/>
                 <w:lang w:val="ru-RU" w:eastAsia="ru-RU" w:bidi="ar-SA"/>
               </w:rPr>
-              <w:t>Продолжительность не более 10 дней до даты конца практики</w:t>
+              <w:t>$(датаПоследнегоЭтапаПрактики)</w:t>
             </w:r>
           </w:p>
         </w:tc>
@@ -4425,6 +4426,29 @@
     </w:pPr>
     <w:rPr/>
   </w:style>
+  <w:style w:type="paragraph" w:styleId="Style17">
+    <w:name w:val="Содержимое таблицы"/>
+    <w:basedOn w:val="Normal"/>
+    <w:qFormat/>
+    <w:pPr>
+      <w:widowControl w:val="false"/>
+      <w:suppressLineNumbers/>
+    </w:pPr>
+    <w:rPr/>
+  </w:style>
+  <w:style w:type="paragraph" w:styleId="Style18">
+    <w:name w:val="Заголовок таблицы"/>
+    <w:basedOn w:val="Style17"/>
+    <w:qFormat/>
+    <w:pPr>
+      <w:suppressLineNumbers/>
+      <w:jc w:val="center"/>
+    </w:pPr>
+    <w:rPr>
+      <w:b/>
+      <w:bCs/>
+    </w:rPr>
+  </w:style>
   <w:style w:type="numbering" w:styleId="user2" w:default="1">
     <w:name w:val="Без списка (user)"/>
     <w:uiPriority w:val="99"/>

--- a/src/main/resources/Заполнители/Практика/common/ИЗ_на_практику.docx
+++ b/src/main/resources/Заполнители/Практика/common/ИЗ_на_практику.docx
@@ -1594,9 +1594,9 @@
         <w:tblLook w:val="04a0" w:noHBand="0" w:noVBand="1" w:firstColumn="1" w:lastRow="0" w:lastColumn="0" w:firstRow="1"/>
       </w:tblPr>
       <w:tblGrid>
-        <w:gridCol w:w="702"/>
+        <w:gridCol w:w="701"/>
         <w:gridCol w:w="1656"/>
-        <w:gridCol w:w="2003"/>
+        <w:gridCol w:w="2004"/>
         <w:gridCol w:w="3970"/>
         <w:gridCol w:w="1809"/>
       </w:tblGrid>
@@ -1604,7 +1604,7 @@
         <w:trPr/>
         <w:tc>
           <w:tcPr>
-            <w:tcW w:w="702" w:type="dxa"/>
+            <w:tcW w:w="701" w:type="dxa"/>
             <w:tcBorders/>
           </w:tcPr>
           <w:p>
@@ -1672,7 +1672,7 @@
         </w:tc>
         <w:tc>
           <w:tcPr>
-            <w:tcW w:w="2003" w:type="dxa"/>
+            <w:tcW w:w="2004" w:type="dxa"/>
             <w:tcBorders/>
           </w:tcPr>
           <w:p>
@@ -1762,7 +1762,7 @@
         <w:trPr/>
         <w:tc>
           <w:tcPr>
-            <w:tcW w:w="702" w:type="dxa"/>
+            <w:tcW w:w="701" w:type="dxa"/>
             <w:tcBorders/>
           </w:tcPr>
           <w:p>
@@ -1820,7 +1820,7 @@
         </w:tc>
         <w:tc>
           <w:tcPr>
-            <w:tcW w:w="2003" w:type="dxa"/>
+            <w:tcW w:w="2004" w:type="dxa"/>
             <w:tcBorders/>
           </w:tcPr>
           <w:p>
@@ -1927,7 +1927,7 @@
         <w:trPr/>
         <w:tc>
           <w:tcPr>
-            <w:tcW w:w="702" w:type="dxa"/>
+            <w:tcW w:w="701" w:type="dxa"/>
             <w:tcBorders/>
           </w:tcPr>
           <w:p>
@@ -1987,7 +1987,7 @@
         </w:tc>
         <w:tc>
           <w:tcPr>
-            <w:tcW w:w="2003" w:type="dxa"/>
+            <w:tcW w:w="2004" w:type="dxa"/>
             <w:tcBorders/>
           </w:tcPr>
           <w:p>
@@ -2318,7 +2318,7 @@
         <w:trPr/>
         <w:tc>
           <w:tcPr>
-            <w:tcW w:w="702" w:type="dxa"/>
+            <w:tcW w:w="701" w:type="dxa"/>
             <w:tcBorders/>
           </w:tcPr>
           <w:p>
@@ -2378,7 +2378,7 @@
         </w:tc>
         <w:tc>
           <w:tcPr>
-            <w:tcW w:w="2003" w:type="dxa"/>
+            <w:tcW w:w="2004" w:type="dxa"/>
             <w:tcBorders/>
           </w:tcPr>
           <w:p>
@@ -2471,7 +2471,7 @@
         <w:trPr/>
         <w:tc>
           <w:tcPr>
-            <w:tcW w:w="702" w:type="dxa"/>
+            <w:tcW w:w="701" w:type="dxa"/>
             <w:tcBorders/>
           </w:tcPr>
           <w:p>
@@ -2531,7 +2531,7 @@
         </w:tc>
         <w:tc>
           <w:tcPr>
-            <w:tcW w:w="2003" w:type="dxa"/>
+            <w:tcW w:w="2004" w:type="dxa"/>
             <w:tcBorders/>
           </w:tcPr>
           <w:p>
@@ -2624,7 +2624,7 @@
         <w:trPr/>
         <w:tc>
           <w:tcPr>
-            <w:tcW w:w="702" w:type="dxa"/>
+            <w:tcW w:w="701" w:type="dxa"/>
             <w:tcBorders/>
           </w:tcPr>
           <w:p>
@@ -2683,7 +2683,7 @@
         </w:tc>
         <w:tc>
           <w:tcPr>
-            <w:tcW w:w="2003" w:type="dxa"/>
+            <w:tcW w:w="2004" w:type="dxa"/>
             <w:tcBorders/>
           </w:tcPr>
           <w:p>
@@ -2883,7 +2883,7 @@
           <w:shd w:fill="FFFF00" w:val="clear"/>
           <w:lang w:eastAsia="ru-RU"/>
         </w:rPr>
-        <w:t>$(датаПротоколаЗаданияПрактики)</w:t>
+        <w:t>$(датаВыдачиЗаданияПрактики)</w:t>
       </w:r>
     </w:p>
     <w:p>
@@ -4426,8 +4426,8 @@
     </w:pPr>
     <w:rPr/>
   </w:style>
-  <w:style w:type="paragraph" w:styleId="Style17">
-    <w:name w:val="Содержимое таблицы"/>
+  <w:style w:type="paragraph" w:styleId="user2">
+    <w:name w:val="Содержимое таблицы (user)"/>
     <w:basedOn w:val="Normal"/>
     <w:qFormat/>
     <w:pPr>
@@ -4436,9 +4436,9 @@
     </w:pPr>
     <w:rPr/>
   </w:style>
-  <w:style w:type="paragraph" w:styleId="Style18">
-    <w:name w:val="Заголовок таблицы"/>
-    <w:basedOn w:val="Style17"/>
+  <w:style w:type="paragraph" w:styleId="user3">
+    <w:name w:val="Заголовок таблицы (user)"/>
+    <w:basedOn w:val="user2"/>
     <w:qFormat/>
     <w:pPr>
       <w:suppressLineNumbers/>
@@ -4449,8 +4449,8 @@
       <w:bCs/>
     </w:rPr>
   </w:style>
-  <w:style w:type="numbering" w:styleId="user2" w:default="1">
-    <w:name w:val="Без списка (user)"/>
+  <w:style w:type="numbering" w:styleId="Style17" w:default="1">
+    <w:name w:val="Без списка"/>
     <w:uiPriority w:val="99"/>
     <w:semiHidden/>
     <w:unhideWhenUsed/>
